--- a/작업일지/14주차.docx
+++ b/작업일지/14주차.docx
@@ -187,7 +187,6 @@
             <w:pPr>
               <w:jc w:val="center"/>
               <w:rPr>
-                <w:rFonts w:hint="eastAsia"/>
                 <w:b/>
               </w:rPr>
             </w:pPr>
@@ -331,13 +330,64 @@
           </w:tcPr>
           <w:p>
             <w:pPr>
-              <w:ind w:left="400"/>
               <w:jc w:val="left"/>
               <w:rPr>
                 <w:b/>
                 <w:bCs/>
               </w:rPr>
             </w:pPr>
+            <w:r>
+              <w:rPr>
+                <w:rFonts w:hint="eastAsia"/>
+                <w:b/>
+                <w:bCs/>
+              </w:rPr>
+              <w:t>최재혁:</w:t>
+            </w:r>
+          </w:p>
+          <w:p>
+            <w:pPr>
+              <w:jc w:val="left"/>
+              <w:rPr>
+                <w:rFonts w:hint="eastAsia"/>
+                <w:b/>
+                <w:bCs/>
+              </w:rPr>
+            </w:pPr>
+            <w:r>
+              <w:rPr>
+                <w:rFonts w:hint="eastAsia"/>
+                <w:b/>
+                <w:bCs/>
+              </w:rPr>
+              <w:t>김도엽:</w:t>
+            </w:r>
+            <w:r>
+              <w:rPr>
+                <w:rFonts w:hint="eastAsia"/>
+                <w:b/>
+                <w:bCs/>
+              </w:rPr>
+              <w:t xml:space="preserve"> 클라이언트 오브젝트 상호작용 시스템, 외곽선 &amp; 안티애일리어싱 후처리, 플레이어 8방향 움직임 애니메이션</w:t>
+            </w:r>
+          </w:p>
+          <w:p>
+            <w:pPr>
+              <w:jc w:val="left"/>
+              <w:rPr>
+                <w:rFonts w:hint="eastAsia"/>
+                <w:b/>
+                <w:bCs/>
+              </w:rPr>
+            </w:pPr>
+            <w:r>
+              <w:rPr>
+                <w:rFonts w:hint="eastAsia"/>
+                <w:b/>
+                <w:bCs/>
+              </w:rPr>
+              <w:t>김나현:</w:t>
+            </w:r>
           </w:p>
         </w:tc>
       </w:tr>
@@ -361,11 +411,442 @@
     <w:p>
       <w:pPr>
         <w:pStyle w:val="ListParagraph"/>
-        <w:ind w:leftChars="0" w:left="720"/>
-        <w:rPr>
-          <w:szCs w:val="20"/>
-        </w:rPr>
-      </w:pPr>
+        <w:numPr>
+          <w:ilvl w:val="0"/>
+          <w:numId w:val="4"/>
+        </w:numPr>
+        <w:ind w:leftChars="0"/>
+        <w:rPr>
+          <w:szCs w:val="20"/>
+        </w:rPr>
+      </w:pPr>
+      <w:r>
+        <w:rPr>
+          <w:rFonts w:hint="eastAsia"/>
+          <w:szCs w:val="20"/>
+        </w:rPr>
+        <w:t>김도엽:</w:t>
+      </w:r>
+    </w:p>
+    <w:p>
+      <w:pPr>
+        <w:pStyle w:val="ListParagraph"/>
+        <w:numPr>
+          <w:ilvl w:val="1"/>
+          <w:numId w:val="4"/>
+        </w:numPr>
+        <w:ind w:leftChars="0"/>
+        <w:rPr>
+          <w:szCs w:val="20"/>
+        </w:rPr>
+      </w:pPr>
+      <w:r>
+        <w:rPr>
+          <w:noProof/>
+          <w:szCs w:val="20"/>
+        </w:rPr>
+        <w:drawing>
+          <wp:inline distT="0" distB="0" distL="0" distR="0" wp14:anchorId="1CC48689" wp14:editId="030C6C9A">
+            <wp:extent cx="5486400" cy="2568995"/>
+            <wp:effectExtent l="0" t="0" r="0" b="3175"/>
+            <wp:docPr id="1948808536" name="Picture 3"/>
+            <wp:cNvGraphicFramePr>
+              <a:graphicFrameLocks xmlns:a="http://schemas.openxmlformats.org/drawingml/2006/main" noChangeAspect="1"/>
+            </wp:cNvGraphicFramePr>
+            <a:graphic xmlns:a="http://schemas.openxmlformats.org/drawingml/2006/main">
+              <a:graphicData uri="http://schemas.openxmlformats.org/drawingml/2006/picture">
+                <pic:pic xmlns:pic="http://schemas.openxmlformats.org/drawingml/2006/picture">
+                  <pic:nvPicPr>
+                    <pic:cNvPr id="0" name="Picture 3"/>
+                    <pic:cNvPicPr>
+                      <a:picLocks noChangeAspect="1" noChangeArrowheads="1"/>
+                    </pic:cNvPicPr>
+                  </pic:nvPicPr>
+                  <pic:blipFill>
+                    <a:blip r:embed="rId6">
+                      <a:extLst>
+                        <a:ext uri="{28A0092B-C50C-407E-A947-70E740481C1C}">
+                          <a14:useLocalDpi xmlns:a14="http://schemas.microsoft.com/office/drawing/2010/main" val="0"/>
+                        </a:ext>
+                      </a:extLst>
+                    </a:blip>
+                    <a:srcRect/>
+                    <a:stretch>
+                      <a:fillRect/>
+                    </a:stretch>
+                  </pic:blipFill>
+                  <pic:spPr bwMode="auto">
+                    <a:xfrm>
+                      <a:off x="0" y="0"/>
+                      <a:ext cx="5486400" cy="2568995"/>
+                    </a:xfrm>
+                    <a:prstGeom prst="rect">
+                      <a:avLst/>
+                    </a:prstGeom>
+                    <a:noFill/>
+                    <a:ln>
+                      <a:noFill/>
+                    </a:ln>
+                  </pic:spPr>
+                </pic:pic>
+              </a:graphicData>
+            </a:graphic>
+          </wp:inline>
+        </w:drawing>
+      </w:r>
+    </w:p>
+    <w:p>
+      <w:pPr>
+        <w:pStyle w:val="ListParagraph"/>
+        <w:numPr>
+          <w:ilvl w:val="1"/>
+          <w:numId w:val="4"/>
+        </w:numPr>
+        <w:ind w:leftChars="0"/>
+        <w:rPr>
+          <w:szCs w:val="20"/>
+        </w:rPr>
+      </w:pPr>
+      <w:r>
+        <w:rPr>
+          <w:rFonts w:hint="eastAsia"/>
+          <w:szCs w:val="20"/>
+        </w:rPr>
+        <w:t>제작대, NPC, 채집물</w:t>
+      </w:r>
+      <w:r>
+        <w:rPr>
+          <w:rFonts w:hint="eastAsia"/>
+          <w:szCs w:val="20"/>
+        </w:rPr>
+        <w:t>, 드랍 아이템</w:t>
+      </w:r>
+      <w:r>
+        <w:rPr>
+          <w:rFonts w:hint="eastAsia"/>
+          <w:szCs w:val="20"/>
+        </w:rPr>
+        <w:t xml:space="preserve"> 등 상호작용 대상에 플레이어가 접근하면 상호작용할 수 있는 시스템 구축</w:t>
+      </w:r>
+    </w:p>
+    <w:p>
+      <w:pPr>
+        <w:pStyle w:val="ListParagraph"/>
+        <w:numPr>
+          <w:ilvl w:val="2"/>
+          <w:numId w:val="4"/>
+        </w:numPr>
+        <w:ind w:leftChars="0"/>
+        <w:rPr>
+          <w:szCs w:val="20"/>
+        </w:rPr>
+      </w:pPr>
+      <w:r>
+        <w:rPr>
+          <w:rFonts w:hint="eastAsia"/>
+          <w:szCs w:val="20"/>
+        </w:rPr>
+        <w:t>플레이어가 상호작용 대상에 일정 거리만큼 가까워지면 대상에 외곽선과 함께 UI 팝업. 외곽선은 상호작용 대상을 렌더링할 때 스텐실 버퍼에 작성한 정보를 기준으로 후처리</w:t>
+      </w:r>
+    </w:p>
+    <w:p>
+      <w:pPr>
+        <w:pStyle w:val="ListParagraph"/>
+        <w:numPr>
+          <w:ilvl w:val="2"/>
+          <w:numId w:val="4"/>
+        </w:numPr>
+        <w:ind w:leftChars="0"/>
+        <w:rPr>
+          <w:szCs w:val="20"/>
+        </w:rPr>
+      </w:pPr>
+      <w:r>
+        <w:rPr>
+          <w:rFonts w:hint="eastAsia"/>
+          <w:szCs w:val="20"/>
+        </w:rPr>
+        <w:t>각각의 대상에 상호작용 키를 누르면</w:t>
+      </w:r>
+      <w:r>
+        <w:rPr>
+          <w:rFonts w:hint="eastAsia"/>
+          <w:szCs w:val="20"/>
+        </w:rPr>
+        <w:t xml:space="preserve"> 서버에</w:t>
+      </w:r>
+      <w:r>
+        <w:rPr>
+          <w:rFonts w:hint="eastAsia"/>
+          <w:szCs w:val="20"/>
+        </w:rPr>
+        <w:t xml:space="preserve"> 패킷을 보내거나 UI를 띄울 수 있도록 함수 가상화</w:t>
+      </w:r>
+    </w:p>
+    <w:p>
+      <w:pPr>
+        <w:pStyle w:val="ListParagraph"/>
+        <w:numPr>
+          <w:ilvl w:val="2"/>
+          <w:numId w:val="4"/>
+        </w:numPr>
+        <w:ind w:leftChars="0"/>
+        <w:rPr>
+          <w:szCs w:val="20"/>
+        </w:rPr>
+      </w:pPr>
+      <w:r>
+        <w:rPr>
+          <w:rFonts w:hint="eastAsia"/>
+          <w:szCs w:val="20"/>
+        </w:rPr>
+        <w:t>수확 가능한 채집물과 드랍 아이템에 대해서는 반짝이는 쉐이더를 적용하여 플레이어와의 상호작용 유도</w:t>
+      </w:r>
+      <w:r>
+        <w:rPr>
+          <w:szCs w:val="20"/>
+        </w:rPr>
+        <w:br/>
+      </w:r>
+    </w:p>
+    <w:p>
+      <w:pPr>
+        <w:pStyle w:val="ListParagraph"/>
+        <w:numPr>
+          <w:ilvl w:val="1"/>
+          <w:numId w:val="4"/>
+        </w:numPr>
+        <w:ind w:leftChars="0"/>
+        <w:rPr>
+          <w:szCs w:val="20"/>
+        </w:rPr>
+      </w:pPr>
+      <w:r>
+        <w:rPr>
+          <w:rFonts w:hint="eastAsia"/>
+          <w:noProof/>
+          <w:szCs w:val="20"/>
+        </w:rPr>
+        <w:lastRenderedPageBreak/>
+        <w:drawing>
+          <wp:inline distT="0" distB="0" distL="0" distR="0" wp14:anchorId="5A19B564" wp14:editId="10890ED4">
+            <wp:extent cx="5486400" cy="1824433"/>
+            <wp:effectExtent l="0" t="0" r="0" b="4445"/>
+            <wp:docPr id="1199408008" name="Picture 4"/>
+            <wp:cNvGraphicFramePr>
+              <a:graphicFrameLocks xmlns:a="http://schemas.openxmlformats.org/drawingml/2006/main" noChangeAspect="1"/>
+            </wp:cNvGraphicFramePr>
+            <a:graphic xmlns:a="http://schemas.openxmlformats.org/drawingml/2006/main">
+              <a:graphicData uri="http://schemas.openxmlformats.org/drawingml/2006/picture">
+                <pic:pic xmlns:pic="http://schemas.openxmlformats.org/drawingml/2006/picture">
+                  <pic:nvPicPr>
+                    <pic:cNvPr id="0" name="Picture 4"/>
+                    <pic:cNvPicPr>
+                      <a:picLocks noChangeAspect="1" noChangeArrowheads="1"/>
+                    </pic:cNvPicPr>
+                  </pic:nvPicPr>
+                  <pic:blipFill>
+                    <a:blip r:embed="rId7" cstate="print">
+                      <a:extLst>
+                        <a:ext uri="{28A0092B-C50C-407E-A947-70E740481C1C}">
+                          <a14:useLocalDpi xmlns:a14="http://schemas.microsoft.com/office/drawing/2010/main" val="0"/>
+                        </a:ext>
+                      </a:extLst>
+                    </a:blip>
+                    <a:srcRect/>
+                    <a:stretch>
+                      <a:fillRect/>
+                    </a:stretch>
+                  </pic:blipFill>
+                  <pic:spPr bwMode="auto">
+                    <a:xfrm>
+                      <a:off x="0" y="0"/>
+                      <a:ext cx="5486400" cy="1824433"/>
+                    </a:xfrm>
+                    <a:prstGeom prst="rect">
+                      <a:avLst/>
+                    </a:prstGeom>
+                    <a:noFill/>
+                    <a:ln>
+                      <a:noFill/>
+                    </a:ln>
+                  </pic:spPr>
+                </pic:pic>
+              </a:graphicData>
+            </a:graphic>
+          </wp:inline>
+        </w:drawing>
+      </w:r>
+    </w:p>
+    <w:p>
+      <w:pPr>
+        <w:pStyle w:val="ListParagraph"/>
+        <w:numPr>
+          <w:ilvl w:val="1"/>
+          <w:numId w:val="4"/>
+        </w:numPr>
+        <w:ind w:leftChars="0"/>
+        <w:rPr>
+          <w:szCs w:val="20"/>
+        </w:rPr>
+      </w:pPr>
+      <w:r>
+        <w:rPr>
+          <w:rFonts w:hint="eastAsia"/>
+          <w:szCs w:val="20"/>
+        </w:rPr>
+        <w:t>기존의 클라이언트 렌더러에서 MSAA(Multi Sampling Anti-Aliasing)을 적용할 수 없는 한계를 극복하기 위해 대체제인 FXAA(Fast Approximate Anti-Aliasing)을 후처리로써 적용</w:t>
+      </w:r>
+      <w:r>
+        <w:rPr>
+          <w:rFonts w:hint="eastAsia"/>
+          <w:szCs w:val="20"/>
+        </w:rPr>
+        <w:t>. 해당 소스는 FXAA 3.11 적용</w:t>
+      </w:r>
+      <w:r>
+        <w:rPr>
+          <w:rFonts w:hint="eastAsia"/>
+          <w:szCs w:val="20"/>
+        </w:rPr>
+        <w:t xml:space="preserve">. </w:t>
+      </w:r>
+      <w:r>
+        <w:rPr>
+          <w:rFonts w:hint="eastAsia"/>
+          <w:szCs w:val="20"/>
+        </w:rPr>
+        <w:t>(</w:t>
+      </w:r>
+      <w:hyperlink r:id="rId8" w:history="1">
+        <w:r>
+          <w:rPr>
+            <w:rStyle w:val="Hyperlink"/>
+            <w:szCs w:val="20"/>
+          </w:rPr>
+          <w:t>https://gist.github.com/kosua20/0c506b81b3812ac900048059d2383126</w:t>
+        </w:r>
+      </w:hyperlink>
+      <w:r>
+        <w:rPr>
+          <w:rFonts w:hint="eastAsia"/>
+          <w:szCs w:val="20"/>
+        </w:rPr>
+        <w:t>)</w:t>
+      </w:r>
+    </w:p>
+    <w:p>
+      <w:pPr>
+        <w:pStyle w:val="ListParagraph"/>
+        <w:numPr>
+          <w:ilvl w:val="1"/>
+          <w:numId w:val="4"/>
+        </w:numPr>
+        <w:ind w:leftChars="0"/>
+        <w:rPr>
+          <w:szCs w:val="20"/>
+        </w:rPr>
+      </w:pPr>
+      <w:r>
+        <w:rPr>
+          <w:szCs w:val="20"/>
+        </w:rPr>
+        <w:drawing>
+          <wp:inline distT="0" distB="0" distL="0" distR="0" wp14:anchorId="13D3CF84" wp14:editId="3FCCB3AD">
+            <wp:extent cx="4572000" cy="2462957"/>
+            <wp:effectExtent l="0" t="0" r="0" b="0"/>
+            <wp:docPr id="15" name="Picture 14">
+              <a:extLst xmlns:a="http://schemas.openxmlformats.org/drawingml/2006/main">
+                <a:ext uri="{FF2B5EF4-FFF2-40B4-BE49-F238E27FC236}">
+                  <a16:creationId xmlns:a16="http://schemas.microsoft.com/office/drawing/2014/main" id="{CA229207-BC9E-9CAE-8EA7-5511F6A6F16E}"/>
+                </a:ext>
+              </a:extLst>
+            </wp:docPr>
+            <wp:cNvGraphicFramePr>
+              <a:graphicFrameLocks xmlns:a="http://schemas.openxmlformats.org/drawingml/2006/main" noChangeAspect="1"/>
+            </wp:cNvGraphicFramePr>
+            <a:graphic xmlns:a="http://schemas.openxmlformats.org/drawingml/2006/main">
+              <a:graphicData uri="http://schemas.openxmlformats.org/drawingml/2006/picture">
+                <pic:pic xmlns:pic="http://schemas.openxmlformats.org/drawingml/2006/picture">
+                  <pic:nvPicPr>
+                    <pic:cNvPr id="15" name="Picture 14">
+                      <a:extLst>
+                        <a:ext uri="{FF2B5EF4-FFF2-40B4-BE49-F238E27FC236}">
+                          <a16:creationId xmlns:a16="http://schemas.microsoft.com/office/drawing/2014/main" id="{CA229207-BC9E-9CAE-8EA7-5511F6A6F16E}"/>
+                        </a:ext>
+                      </a:extLst>
+                    </pic:cNvPr>
+                    <pic:cNvPicPr>
+                      <a:picLocks noChangeAspect="1"/>
+                    </pic:cNvPicPr>
+                  </pic:nvPicPr>
+                  <pic:blipFill>
+                    <a:blip r:embed="rId9"/>
+                    <a:stretch>
+                      <a:fillRect/>
+                    </a:stretch>
+                  </pic:blipFill>
+                  <pic:spPr>
+                    <a:xfrm>
+                      <a:off x="0" y="0"/>
+                      <a:ext cx="4572000" cy="2462957"/>
+                    </a:xfrm>
+                    <a:prstGeom prst="rect">
+                      <a:avLst/>
+                    </a:prstGeom>
+                  </pic:spPr>
+                </pic:pic>
+              </a:graphicData>
+            </a:graphic>
+          </wp:inline>
+        </w:drawing>
+      </w:r>
+    </w:p>
+    <w:p>
+      <w:pPr>
+        <w:pStyle w:val="ListParagraph"/>
+        <w:numPr>
+          <w:ilvl w:val="1"/>
+          <w:numId w:val="4"/>
+        </w:numPr>
+        <w:ind w:leftChars="0"/>
+        <w:rPr>
+          <w:szCs w:val="20"/>
+        </w:rPr>
+      </w:pPr>
+      <w:r>
+        <w:rPr>
+          <w:rFonts w:hint="eastAsia"/>
+          <w:szCs w:val="20"/>
+        </w:rPr>
+        <w:t xml:space="preserve">플레이어가 바라보고 있는 방향과 움직이는 방향의 관계를 이용하여 8방향의 움직임 애니메이션 적용. </w:t>
+      </w:r>
+    </w:p>
+    <w:p>
+      <w:pPr>
+        <w:pStyle w:val="ListParagraph"/>
+        <w:numPr>
+          <w:ilvl w:val="1"/>
+          <w:numId w:val="4"/>
+        </w:numPr>
+        <w:ind w:leftChars="0"/>
+        <w:rPr>
+          <w:szCs w:val="20"/>
+        </w:rPr>
+      </w:pPr>
+      <w:r>
+        <w:rPr>
+          <w:rFonts w:hint="eastAsia"/>
+          <w:szCs w:val="20"/>
+        </w:rPr>
+        <w:t>플레이어가 앞으로 움직일때와 뒤로 움직일때의 속도 차이를 적용하여 플레이 UX 개선</w:t>
+      </w:r>
+      <w:r>
+        <w:rPr>
+          <w:szCs w:val="20"/>
+        </w:rPr>
+        <w:br/>
+      </w:r>
     </w:p>
     <w:tbl>
       <w:tblPr>
@@ -623,9 +1104,17 @@
           <w:p>
             <w:pPr>
               <w:rPr>
+                <w:rFonts w:hint="eastAsia"/>
                 <w:szCs w:val="20"/>
               </w:rPr>
             </w:pPr>
+            <w:r>
+              <w:rPr>
+                <w:rFonts w:hint="eastAsia"/>
+                <w:szCs w:val="20"/>
+              </w:rPr>
+              <w:t>캐릭터 추가, 캐릭터 선택창</w:t>
+            </w:r>
           </w:p>
         </w:tc>
       </w:tr>
@@ -911,6 +1400,119 @@
     </w:lvl>
   </w:abstractNum>
   <w:abstractNum w:abstractNumId="2" w15:restartNumberingAfterBreak="0">
+    <w:nsid w:val="449662D2"/>
+    <w:multiLevelType w:val="hybridMultilevel"/>
+    <w:tmpl w:val="C56E801A"/>
+    <w:lvl w:ilvl="0" w:tplc="04090001">
+      <w:start w:val="1"/>
+      <w:numFmt w:val="bullet"/>
+      <w:lvlText w:val=""/>
+      <w:lvlJc w:val="left"/>
+      <w:pPr>
+        <w:ind w:left="1160" w:hanging="360"/>
+      </w:pPr>
+      <w:rPr>
+        <w:rFonts w:ascii="Symbol" w:hAnsi="Symbol" w:hint="default"/>
+      </w:rPr>
+    </w:lvl>
+    <w:lvl w:ilvl="1" w:tplc="04090003">
+      <w:start w:val="1"/>
+      <w:numFmt w:val="bullet"/>
+      <w:lvlText w:val="o"/>
+      <w:lvlJc w:val="left"/>
+      <w:pPr>
+        <w:ind w:left="1880" w:hanging="360"/>
+      </w:pPr>
+      <w:rPr>
+        <w:rFonts w:ascii="Courier New" w:hAnsi="Courier New" w:cs="Courier New" w:hint="default"/>
+      </w:rPr>
+    </w:lvl>
+    <w:lvl w:ilvl="2" w:tplc="04090005">
+      <w:start w:val="1"/>
+      <w:numFmt w:val="bullet"/>
+      <w:lvlText w:val=""/>
+      <w:lvlJc w:val="left"/>
+      <w:pPr>
+        <w:ind w:left="2600" w:hanging="360"/>
+      </w:pPr>
+      <w:rPr>
+        <w:rFonts w:ascii="Wingdings" w:hAnsi="Wingdings" w:hint="default"/>
+      </w:rPr>
+    </w:lvl>
+    <w:lvl w:ilvl="3" w:tplc="04090001" w:tentative="1">
+      <w:start w:val="1"/>
+      <w:numFmt w:val="bullet"/>
+      <w:lvlText w:val=""/>
+      <w:lvlJc w:val="left"/>
+      <w:pPr>
+        <w:ind w:left="3320" w:hanging="360"/>
+      </w:pPr>
+      <w:rPr>
+        <w:rFonts w:ascii="Symbol" w:hAnsi="Symbol" w:hint="default"/>
+      </w:rPr>
+    </w:lvl>
+    <w:lvl w:ilvl="4" w:tplc="04090003" w:tentative="1">
+      <w:start w:val="1"/>
+      <w:numFmt w:val="bullet"/>
+      <w:lvlText w:val="o"/>
+      <w:lvlJc w:val="left"/>
+      <w:pPr>
+        <w:ind w:left="4040" w:hanging="360"/>
+      </w:pPr>
+      <w:rPr>
+        <w:rFonts w:ascii="Courier New" w:hAnsi="Courier New" w:cs="Courier New" w:hint="default"/>
+      </w:rPr>
+    </w:lvl>
+    <w:lvl w:ilvl="5" w:tplc="04090005" w:tentative="1">
+      <w:start w:val="1"/>
+      <w:numFmt w:val="bullet"/>
+      <w:lvlText w:val=""/>
+      <w:lvlJc w:val="left"/>
+      <w:pPr>
+        <w:ind w:left="4760" w:hanging="360"/>
+      </w:pPr>
+      <w:rPr>
+        <w:rFonts w:ascii="Wingdings" w:hAnsi="Wingdings" w:hint="default"/>
+      </w:rPr>
+    </w:lvl>
+    <w:lvl w:ilvl="6" w:tplc="04090001" w:tentative="1">
+      <w:start w:val="1"/>
+      <w:numFmt w:val="bullet"/>
+      <w:lvlText w:val=""/>
+      <w:lvlJc w:val="left"/>
+      <w:pPr>
+        <w:ind w:left="5480" w:hanging="360"/>
+      </w:pPr>
+      <w:rPr>
+        <w:rFonts w:ascii="Symbol" w:hAnsi="Symbol" w:hint="default"/>
+      </w:rPr>
+    </w:lvl>
+    <w:lvl w:ilvl="7" w:tplc="04090003" w:tentative="1">
+      <w:start w:val="1"/>
+      <w:numFmt w:val="bullet"/>
+      <w:lvlText w:val="o"/>
+      <w:lvlJc w:val="left"/>
+      <w:pPr>
+        <w:ind w:left="6200" w:hanging="360"/>
+      </w:pPr>
+      <w:rPr>
+        <w:rFonts w:ascii="Courier New" w:hAnsi="Courier New" w:cs="Courier New" w:hint="default"/>
+      </w:rPr>
+    </w:lvl>
+    <w:lvl w:ilvl="8" w:tplc="04090005" w:tentative="1">
+      <w:start w:val="1"/>
+      <w:numFmt w:val="bullet"/>
+      <w:lvlText w:val=""/>
+      <w:lvlJc w:val="left"/>
+      <w:pPr>
+        <w:ind w:left="6920" w:hanging="360"/>
+      </w:pPr>
+      <w:rPr>
+        <w:rFonts w:ascii="Wingdings" w:hAnsi="Wingdings" w:hint="default"/>
+      </w:rPr>
+    </w:lvl>
+  </w:abstractNum>
+  <w:abstractNum w:abstractNumId="3" w15:restartNumberingAfterBreak="0">
     <w:nsid w:val="44EF401C"/>
     <w:multiLevelType w:val="hybridMultilevel"/>
     <w:tmpl w:val="A1C69B92"/>
@@ -1024,13 +1626,16 @@
     </w:lvl>
   </w:abstractNum>
   <w:num w:numId="1" w16cid:durableId="733940774">
-    <w:abstractNumId w:val="2"/>
+    <w:abstractNumId w:val="3"/>
   </w:num>
   <w:num w:numId="2" w16cid:durableId="1548105141">
     <w:abstractNumId w:val="1"/>
   </w:num>
   <w:num w:numId="3" w16cid:durableId="286932452">
     <w:abstractNumId w:val="0"/>
+  </w:num>
+  <w:num w:numId="4" w16cid:durableId="1444036620">
+    <w:abstractNumId w:val="2"/>
   </w:num>
 </w:numbering>
 </file>
@@ -1339,7 +1944,6 @@
   <w:style w:type="character" w:default="1" w:styleId="DefaultParagraphFont">
     <w:name w:val="Default Paragraph Font"/>
     <w:uiPriority w:val="1"/>
-    <w:semiHidden/>
     <w:unhideWhenUsed/>
   </w:style>
   <w:style w:type="table" w:default="1" w:styleId="TableNormal">
@@ -1429,6 +2033,27 @@
     <w:basedOn w:val="DefaultParagraphFont"/>
     <w:link w:val="Footer"/>
     <w:uiPriority w:val="99"/>
+  </w:style>
+  <w:style w:type="character" w:styleId="Hyperlink">
+    <w:name w:val="Hyperlink"/>
+    <w:basedOn w:val="DefaultParagraphFont"/>
+    <w:unhideWhenUsed/>
+    <w:rsid w:val="000C47BC"/>
+    <w:rPr>
+      <w:color w:val="0563C1" w:themeColor="hyperlink"/>
+      <w:u w:val="single"/>
+    </w:rPr>
+  </w:style>
+  <w:style w:type="character" w:styleId="UnresolvedMention">
+    <w:name w:val="Unresolved Mention"/>
+    <w:basedOn w:val="DefaultParagraphFont"/>
+    <w:semiHidden/>
+    <w:unhideWhenUsed/>
+    <w:rsid w:val="000C47BC"/>
+    <w:rPr>
+      <w:color w:val="605E5C"/>
+      <w:shd w:val="clear" w:color="auto" w:fill="E1DFDD"/>
+    </w:rPr>
   </w:style>
 </w:styles>
 </file>
@@ -1718,4 +2343,16 @@
   <a:objectDefaults/>
   <a:extraClrSchemeLst/>
 </a:theme>
+</file>
+
+<file path=customXml/item1.xml><?xml version="1.0" encoding="utf-8"?>
+<b:Sources xmlns:b="http://schemas.openxmlformats.org/officeDocument/2006/bibliography" xmlns="http://schemas.openxmlformats.org/officeDocument/2006/bibliography" SelectedStyle="\APASixthEditionOfficeOnline.xsl" StyleName="APA" Version="6"/>
+</file>
+
+<file path=customXml/itemProps1.xml><?xml version="1.0" encoding="utf-8"?>
+<ds:datastoreItem xmlns:ds="http://schemas.openxmlformats.org/officeDocument/2006/customXml" ds:itemID="{5906E947-F258-474B-8233-84872852C117}">
+  <ds:schemaRefs>
+    <ds:schemaRef ds:uri="http://schemas.openxmlformats.org/officeDocument/2006/bibliography"/>
+  </ds:schemaRefs>
+</ds:datastoreItem>
 </file>